--- a/downloads/intro-transcript-outro/20_E13.docx
+++ b/downloads/intro-transcript-outro/20_E13.docx
@@ -34,7 +34,23 @@
         <w:rPr>
           <w:color w:val="2EAF7D"/>
         </w:rPr>
-        <w:t xml:space="preserve">Arielle, IncubAlliance : un incubateur de la recherche publique. Distinguez maturation technologique et incubation business — surtout en Deep Tech, où les deux vont en parallèle.</w:t>
+        <w:t xml:space="preserve">La SATT mature une technologie. L’incubateur, Arielle va le dire, n’est pas le même métier.</w:t>
+      </w:r>
+    </w:p>
+    <w:p>
+      <w:r>
+        <w:rPr>
+          <w:color w:val="2EAF7D"/>
+        </w:rPr>
+        <w:t xml:space="preserve">Distinguez maturation technologique et incubation business. Une excellente techno ne constitue pas à elle seule une start-up.</w:t>
+      </w:r>
+    </w:p>
+    <w:p>
+      <w:r>
+        <w:rPr>
+          <w:color w:val="2EAF7D"/>
+        </w:rPr>
+        <w:t xml:space="preserve">Et l’incubateur de la recherche publique, ici, ne prend pas de parts : il accompagne, il ne s’invite pas au capital.</w:t>
       </w:r>
     </w:p>
     <w:p>
@@ -411,7 +427,15 @@
         <w:rPr>
           <w:color w:val="F48C2E"/>
         </w:rPr>
-        <w:t xml:space="preserve">L’incubateur n’est pas un actionnaire : il n’y a pas de prise de parts. Une techno, même excellente, ne constitue pas à elle seule une start-up.</w:t>
+        <w:t xml:space="preserve">Vous avez le découpage : techno d’un côté, entreprise de l’autre — parfois en même temps.</w:t>
+      </w:r>
+    </w:p>
+    <w:p>
+      <w:r>
+        <w:rPr>
+          <w:color w:val="F48C2E"/>
+        </w:rPr>
+        <w:t xml:space="preserve">Il reste d’autres portes que SATT et incubateur. Yoann, au Design Spot, travaille le besoin et l’usage — le terrain dont Grégoire parlait dès le début.</w:t>
       </w:r>
     </w:p>
     <w:sectPr>

--- a/downloads/intro-transcript-outro/20_E13.docx
+++ b/downloads/intro-transcript-outro/20_E13.docx
@@ -24,7 +24,7 @@
       </w:pPr>
       <w:r>
         <w:rPr>
-          <w:color w:val="2EAF7D"/>
+          <w:color w:val="00AE69"/>
         </w:rPr>
         <w:t xml:space="preserve">Intro</w:t>
       </w:r>
@@ -32,7 +32,7 @@
     <w:p>
       <w:r>
         <w:rPr>
-          <w:color w:val="2EAF7D"/>
+          <w:color w:val="00AE69"/>
         </w:rPr>
         <w:t xml:space="preserve">La SATT mature une technologie. L’incubateur, Arielle va le dire, n’est pas le même métier.</w:t>
       </w:r>
@@ -40,7 +40,7 @@
     <w:p>
       <w:r>
         <w:rPr>
-          <w:color w:val="2EAF7D"/>
+          <w:color w:val="00AE69"/>
         </w:rPr>
         <w:t xml:space="preserve">Distinguez maturation technologique et incubation business. Une excellente techno ne constitue pas à elle seule une start-up.</w:t>
       </w:r>
@@ -48,7 +48,7 @@
     <w:p>
       <w:r>
         <w:rPr>
-          <w:color w:val="2EAF7D"/>
+          <w:color w:val="00AE69"/>
         </w:rPr>
         <w:t xml:space="preserve">Et l’incubateur de la recherche publique, ici, ne prend pas de parts : il accompagne, il ne s’invite pas au capital.</w:t>
       </w:r>
@@ -417,7 +417,7 @@
       </w:pPr>
       <w:r>
         <w:rPr>
-          <w:color w:val="F48C2E"/>
+          <w:color w:val="F0821A"/>
         </w:rPr>
         <w:t xml:space="preserve">Outro</w:t>
       </w:r>
@@ -425,7 +425,7 @@
     <w:p>
       <w:r>
         <w:rPr>
-          <w:color w:val="F48C2E"/>
+          <w:color w:val="F0821A"/>
         </w:rPr>
         <w:t xml:space="preserve">Vous avez le découpage : techno d’un côté, entreprise de l’autre — parfois en même temps.</w:t>
       </w:r>
@@ -433,7 +433,7 @@
     <w:p>
       <w:r>
         <w:rPr>
-          <w:color w:val="F48C2E"/>
+          <w:color w:val="F0821A"/>
         </w:rPr>
         <w:t xml:space="preserve">Il reste d’autres portes que SATT et incubateur. Yoann, au Design Spot, travaille le besoin et l’usage — le terrain dont Grégoire parlait dès le début.</w:t>
       </w:r>
@@ -468,7 +468,7 @@
       <w:b/>
       <w:sz w:val="36"/>
       <w:szCs w:val="36"/>
-      <w:color w:val="580F45"/>
+      <w:color w:val="63003C"/>
     </w:rPr>
   </w:style>
   <w:style w:type="paragraph" w:styleId="Heading2">
@@ -484,7 +484,7 @@
       <w:b/>
       <w:sz w:val="26"/>
       <w:szCs w:val="26"/>
-      <w:color w:val="F48C2E"/>
+      <w:color w:val="F0821A"/>
     </w:rPr>
   </w:style>
 </w:styles>
